--- a/templates/openagreements-cc-by-4.0/openagreements-restrictive-covenant-wyoming/template.docx
+++ b/templates/openagreements-cc-by-4.0/openagreements-restrictive-covenant-wyoming/template.docx
@@ -493,7 +493,7 @@
                 <w:sz w:val="21"/>
                 <w:szCs w:val="21"/>
               </w:rPr>
-              <w:t xml:space="preserve">12 months</w:t>
+              <w:t xml:space="preserve">24 months</w:t>
             </w:r>
           </w:p>
         </w:tc>

--- a/templates/openagreements-cc-by-4.0/openagreements-restrictive-covenant-wyoming/template.docx
+++ b/templates/openagreements-cc-by-4.0/openagreements-restrictive-covenant-wyoming/template.docx
@@ -1234,7 +1234,7 @@
         <w:t xml:space="preserve">“Protected Interests”</w:t>
       </w:r>
       <w:r>
-        <w:t xml:space="preserve"> means Employer's legitimate business interests in its Confidential Information, customer and business-partner relationships, workforce stability, and goodwill.</w:t>
+        <w:t xml:space="preserve"> means Employer's Protected Interests in its Confidential Information, customer and business-partner relationships, workforce stability, and goodwill.</w:t>
       </w:r>
     </w:p>
     <w:p>
@@ -1318,7 +1318,7 @@
         <w:t xml:space="preserve">“Trade Secrets”</w:t>
       </w:r>
       <w:r>
-        <w:t xml:space="preserve"> has the meaning given in Wyo. Stat. § 6-3-501(a)(xi).</w:t>
+        <w:t xml:space="preserve"> means information that qualifies as a trade secret under applicable law.</w:t>
       </w:r>
     </w:p>
     <w:p>
@@ -1347,7 +1347,7 @@
         <w:ind w:left="720"/>
       </w:pPr>
       <w:r>
-        <w:t xml:space="preserve">Employee acknowledges that the restrictions in this agreement are reasonable and necessary to protect Employer's Protected Interests. Employee acknowledges having had the opportunity to consult with independent legal counsel before signing this agreement. This agreement is effective as of the Effective Date listed in Cover Terms.</w:t>
+        <w:t xml:space="preserve">Employee acknowledges that the restrictions in this agreement are appropriate to protect Employer's Protected Interests. Employee acknowledges having had the opportunity to consult with independent legal counsel before signing this agreement. This agreement is effective as of the Effective Date listed in Cover Terms.</w:t>
       </w:r>
     </w:p>
     <w:p>
@@ -1376,7 +1376,7 @@
         <w:ind w:left="720"/>
       </w:pPr>
       <w:r>
-        <w:t xml:space="preserve">Employee must treat all Confidential Information as strictly confidential. Employee must not use or disclose Confidential Information except as required to perform authorized job duties or with Employer's prior written consent. Employee's obligations regarding trade secrets continue in perpetuity. Employee's obligations regarding other Confidential Information continue for the period specified in Cover Terms. Trade secrets are protected under Wyoming law, including Wyo. Stat. § 6-3-501(a)(xi).</w:t>
+        <w:t xml:space="preserve">Employee must treat all Confidential Information as strictly confidential. Employee must not use or disclose Confidential Information except as required to perform authorized job duties or with Employer's prior written consent. Employee's obligations regarding trade secrets continue for the Trade Secrets Duration specified in Cover Terms, to the extent the information remains a trade secret. Employee's obligations regarding other Confidential Information continue for the Other Confidential Information Duration specified in Cover Terms.</w:t>
       </w:r>
     </w:p>
     <w:p>
@@ -1492,7 +1492,7 @@
         <w:ind w:left="720"/>
       </w:pPr>
       <w:r>
-        <w:t xml:space="preserve">During the Restricted Period, Employee must not Solicit the business of any Covered Customer. Practitioner sources flag uncertainty about whether Wyo. Stat. § 1-23-108 could reach certain non-solicitation provisions depending on how they function.</w:t>
+        <w:t xml:space="preserve">During the Restricted Period, Employee must not Solicit the business of any Covered Customer. This covenant does not prohibit Employee from accepting or servicing business from a Covered Customer who initiates contact without solicitation by Employee.</w:t>
       </w:r>
     </w:p>
     <w:p>
@@ -1521,7 +1521,7 @@
         <w:ind w:left="720"/>
       </w:pPr>
       <w:r>
-        <w:t xml:space="preserve">During the Restricted Period, Employee must not accept, service, or do business with any Covered Customer, regardless of whether Employee or the Covered Customer first initiated contact. This restriction is broader than non-solicitation because it applies even if the Covered Customer approaches Employee. If the Cover Terms indicate that this restriction applies, it requires a lawful restriction pathway under Wyo. Stat. § 1-23-108.</w:t>
+        <w:t xml:space="preserve">During the Restricted Period, Employee must not accept, service, or do business with any Covered Customer, regardless of who initiates contact, subject to applicable law.</w:t>
       </w:r>
     </w:p>
     <w:p>
@@ -1550,7 +1550,7 @@
         <w:ind w:left="720"/>
       </w:pPr>
       <w:r>
-        <w:t xml:space="preserve">During the Restricted Period, Employee must not engage in, be employed by, consult for, or have an active ownership interest in any Competitive Business within the Restricted Territory. This covenant is included only because the restriction pathway specified by Employer supports its enforceability under Wyo. Stat. § 1-23-108. Passive Public Holdings are permitted.</w:t>
+        <w:t xml:space="preserve">During the Restricted Period, Employee must not engage in, be employed by, consult for, or have an active ownership interest in any Competitive Business within the Restricted Territory, subject to applicable law. Passive Public Holdings are permitted.</w:t>
       </w:r>
     </w:p>
     <w:p>
@@ -1579,7 +1579,7 @@
         <w:ind w:left="720"/>
       </w:pPr>
       <w:r>
-        <w:t xml:space="preserve">During the Restricted Period, Employee must not acquire or hold any active ownership interest in, serve as a director, officer, manager, or advisor to, or have material economic participation in any Competitive Business. This restriction primarily targets active or material ownership in private competitors. Passive Public Holdings are permitted. This covenant requires a lawful restriction pathway under Wyo. Stat. § 1-23-108.</w:t>
+        <w:t xml:space="preserve">During the Restricted Period, Employee must not acquire or hold any active ownership interest in, serve as a director, officer, manager, or advisor to, or have material economic participation in any Competitive Business, subject to applicable law. Passive Public Holdings are permitted.</w:t>
       </w:r>
     </w:p>
     <w:p>
@@ -1637,7 +1637,7 @@
         <w:ind w:left="720"/>
       </w:pPr>
       <w:r>
-        <w:t xml:space="preserve">If Employee is a physician, then notwithstanding any other provision of this agreement, Wyo. Stat. § 1-23-108(b) preserves other enforceable provisions of this agreement even if a non-compete provision is void. A physician Employee with patients diagnosed with rare disorders (as defined by the National Organization for Rare Disorders) may notify those patients of their new practice location without liability under this agreement.</w:t>
+        <w:t xml:space="preserve">If Employee is a physician, Employee may notify patients diagnosed with rare disorders of Employee's new practice location without liability under this agreement.</w:t>
       </w:r>
     </w:p>
     <w:p>
@@ -1811,7 +1811,7 @@
         <w:ind w:left="720"/>
       </w:pPr>
       <w:r>
-        <w:t xml:space="preserve">Each restrictive covenant in this agreement survives the termination of Employee's employment for the Restricted Period specified in Cover Terms. Obligations under the Confidential Information and Trade Secret Protection section survive indefinitely to the extent they relate to trade secrets. All other provisions survive to the extent necessary to enforce rights that arose during employment.</w:t>
+        <w:t xml:space="preserve">Each restrictive covenant in this agreement survives the termination of Employee's employment for the Restricted Period specified in Cover Terms. Obligations under the Confidential Information and Trade Secret Protection section survive for the Trade Secrets Duration specified in Cover Terms to the extent they relate to trade secrets, and for the Other Confidential Information Duration specified in Cover Terms for other Confidential Information. All other provisions survive to the extent necessary to enforce rights that arose during employment.</w:t>
       </w:r>
     </w:p>
     <w:p>
@@ -1869,7 +1869,7 @@
         <w:ind w:left="720"/>
       </w:pPr>
       <w:r>
-        <w:t xml:space="preserve">This agreement is governed by the law listed in Cover Terms, including Wyo. Stat. § 1-23-108 for contracts entered into on or after July 1, 2025. Disputes will be resolved in the courts of the Governing Law state, subject to non-waivable rights under applicable law.</w:t>
+        <w:t xml:space="preserve">This agreement is governed by the law listed in Cover Terms. Disputes will be resolved in the courts of the Governing Law state, subject to non-waivable rights under applicable law.</w:t>
       </w:r>
     </w:p>
     <w:p>

--- a/templates/openagreements-cc-by-4.0/openagreements-restrictive-covenant-wyoming/template.docx
+++ b/templates/openagreements-cc-by-4.0/openagreements-restrictive-covenant-wyoming/template.docx
@@ -1347,7 +1347,7 @@
         <w:ind w:left="720"/>
       </w:pPr>
       <w:r>
-        <w:t xml:space="preserve">Employee acknowledges that the restrictions in this agreement are appropriate to protect Employer's Protected Interests. Employee acknowledges having had the opportunity to consult with independent legal counsel before signing this agreement. This agreement is effective as of the Effective Date listed in Cover Terms.</w:t>
+        <w:t xml:space="preserve">Employee acknowledges that the restrictions in this agreement are reasonable and necessary to protect Employer's Protected Interests. Employee acknowledges having had the opportunity to consult with independent legal counsel before signing this agreement. This agreement is effective as of the Effective Date listed in Cover Terms.</w:t>
       </w:r>
     </w:p>
     <w:p>

--- a/templates/openagreements-cc-by-4.0/openagreements-restrictive-covenant-wyoming/template.docx
+++ b/templates/openagreements-cc-by-4.0/openagreements-restrictive-covenant-wyoming/template.docx
@@ -2956,169 +2956,79 @@
 
 <file path=word/header1.xml><?xml version="1.0" encoding="utf-8"?>
 <w:hdr xmlns:w="http://schemas.openxmlformats.org/wordprocessingml/2006/main" xmlns:r="http://schemas.openxmlformats.org/officeDocument/2006/relationships">
-  <w:tbl>
-    <w:tblPr>
-      <w:tblW w:w="10080" w:type="dxa"/>
-      <w:tblBorders>
-        <w:top w:val="none" w:sz="0" w:space="0" w:color="auto"/>
-        <w:left w:val="none" w:sz="0" w:space="0" w:color="auto"/>
+  <w:p>
+    <w:pPr>
+      <w:pBdr>
         <w:bottom w:val="single" w:sz="8" w:space="0" w:color="107087"/>
-        <w:right w:val="none" w:sz="0" w:space="0" w:color="auto"/>
-        <w:insideH w:val="none" w:sz="0" w:space="0" w:color="auto"/>
-        <w:insideV w:val="none" w:sz="0" w:space="0" w:color="auto"/>
-      </w:tblBorders>
-      <w:tblLayout w:type="fixed"/>
-    </w:tblPr>
-    <w:tblGrid>
-      <w:gridCol w:w="10080"/>
-    </w:tblGrid>
-    <w:tr>
-      <w:tc>
-        <w:tcPr>
-          <w:tcW w:w="10080" w:type="dxa"/>
-          <w:tcBorders>
-            <w:bottom w:val="single" w:sz="8" w:space="0" w:color="107087"/>
-          </w:tcBorders>
-          <w:tcMar>
-            <w:top w:w="0" w:type="dxa"/>
-            <w:left w:w="0" w:type="dxa"/>
-            <w:bottom w:w="40" w:type="dxa"/>
-            <w:right w:w="0" w:type="dxa"/>
-          </w:tcMar>
-        </w:tcPr>
-        <w:p>
-          <w:pPr>
-            <w:spacing w:after="0"/>
-            <w:jc w:val="right"/>
-          </w:pPr>
-          <w:r>
-            <w:rPr>
-              <w:rFonts w:ascii="Arial" w:hAnsi="Arial" w:cs="Arial"/>
-              <w:b/>
-              <w:bCs/>
-              <w:caps/>
-              <w:color w:val="107087"/>
-              <w:sz w:val="18"/>
-              <w:szCs w:val="18"/>
-            </w:rPr>
-            <w:t xml:space="preserve">Cover Terms</w:t>
-          </w:r>
-        </w:p>
-      </w:tc>
-    </w:tr>
-  </w:tbl>
+      </w:pBdr>
+      <w:spacing w:after="0"/>
+      <w:jc w:val="right"/>
+    </w:pPr>
+    <w:r>
+      <w:rPr>
+        <w:rFonts w:ascii="Arial" w:hAnsi="Arial" w:cs="Arial"/>
+        <w:b/>
+        <w:bCs/>
+        <w:caps/>
+        <w:color w:val="107087"/>
+        <w:sz w:val="18"/>
+        <w:szCs w:val="18"/>
+      </w:rPr>
+      <w:t xml:space="preserve">Cover Terms</w:t>
+    </w:r>
+  </w:p>
 </w:hdr>
 </file>
 
 <file path=word/header2.xml><?xml version="1.0" encoding="utf-8"?>
 <w:hdr xmlns:w="http://schemas.openxmlformats.org/wordprocessingml/2006/main" xmlns:r="http://schemas.openxmlformats.org/officeDocument/2006/relationships">
-  <w:tbl>
-    <w:tblPr>
-      <w:tblW w:w="10080" w:type="dxa"/>
-      <w:tblBorders>
-        <w:top w:val="none" w:sz="0" w:space="0" w:color="auto"/>
-        <w:left w:val="none" w:sz="0" w:space="0" w:color="auto"/>
+  <w:p>
+    <w:pPr>
+      <w:pBdr>
         <w:bottom w:val="single" w:sz="8" w:space="0" w:color="107087"/>
-        <w:right w:val="none" w:sz="0" w:space="0" w:color="auto"/>
-        <w:insideH w:val="none" w:sz="0" w:space="0" w:color="auto"/>
-        <w:insideV w:val="none" w:sz="0" w:space="0" w:color="auto"/>
-      </w:tblBorders>
-      <w:tblLayout w:type="fixed"/>
-    </w:tblPr>
-    <w:tblGrid>
-      <w:gridCol w:w="10080"/>
-    </w:tblGrid>
-    <w:tr>
-      <w:tc>
-        <w:tcPr>
-          <w:tcW w:w="10080" w:type="dxa"/>
-          <w:tcBorders>
-            <w:bottom w:val="single" w:sz="8" w:space="0" w:color="107087"/>
-          </w:tcBorders>
-          <w:tcMar>
-            <w:top w:w="0" w:type="dxa"/>
-            <w:left w:w="0" w:type="dxa"/>
-            <w:bottom w:w="40" w:type="dxa"/>
-            <w:right w:w="0" w:type="dxa"/>
-          </w:tcMar>
-        </w:tcPr>
-        <w:p>
-          <w:pPr>
-            <w:spacing w:after="0"/>
-            <w:jc w:val="right"/>
-          </w:pPr>
-          <w:r>
-            <w:rPr>
-              <w:rFonts w:ascii="Arial" w:hAnsi="Arial" w:cs="Arial"/>
-              <w:b/>
-              <w:bCs/>
-              <w:caps/>
-              <w:color w:val="107087"/>
-              <w:sz w:val="18"/>
-              <w:szCs w:val="18"/>
-            </w:rPr>
-            <w:t xml:space="preserve">Standard Terms</w:t>
-          </w:r>
-        </w:p>
-      </w:tc>
-    </w:tr>
-  </w:tbl>
+      </w:pBdr>
+      <w:spacing w:after="0"/>
+      <w:jc w:val="right"/>
+    </w:pPr>
+    <w:r>
+      <w:rPr>
+        <w:rFonts w:ascii="Arial" w:hAnsi="Arial" w:cs="Arial"/>
+        <w:b/>
+        <w:bCs/>
+        <w:caps/>
+        <w:color w:val="107087"/>
+        <w:sz w:val="18"/>
+        <w:szCs w:val="18"/>
+      </w:rPr>
+      <w:t xml:space="preserve">Standard Terms</w:t>
+    </w:r>
+  </w:p>
 </w:hdr>
 </file>
 
 <file path=word/header3.xml><?xml version="1.0" encoding="utf-8"?>
 <w:hdr xmlns:w="http://schemas.openxmlformats.org/wordprocessingml/2006/main" xmlns:r="http://schemas.openxmlformats.org/officeDocument/2006/relationships">
-  <w:tbl>
-    <w:tblPr>
-      <w:tblW w:w="10080" w:type="dxa"/>
-      <w:tblBorders>
-        <w:top w:val="none" w:sz="0" w:space="0" w:color="auto"/>
-        <w:left w:val="none" w:sz="0" w:space="0" w:color="auto"/>
+  <w:p>
+    <w:pPr>
+      <w:pBdr>
         <w:bottom w:val="single" w:sz="8" w:space="0" w:color="107087"/>
-        <w:right w:val="none" w:sz="0" w:space="0" w:color="auto"/>
-        <w:insideH w:val="none" w:sz="0" w:space="0" w:color="auto"/>
-        <w:insideV w:val="none" w:sz="0" w:space="0" w:color="auto"/>
-      </w:tblBorders>
-      <w:tblLayout w:type="fixed"/>
-    </w:tblPr>
-    <w:tblGrid>
-      <w:gridCol w:w="10080"/>
-    </w:tblGrid>
-    <w:tr>
-      <w:tc>
-        <w:tcPr>
-          <w:tcW w:w="10080" w:type="dxa"/>
-          <w:tcBorders>
-            <w:bottom w:val="single" w:sz="8" w:space="0" w:color="107087"/>
-          </w:tcBorders>
-          <w:tcMar>
-            <w:top w:w="0" w:type="dxa"/>
-            <w:left w:w="0" w:type="dxa"/>
-            <w:bottom w:w="40" w:type="dxa"/>
-            <w:right w:w="0" w:type="dxa"/>
-          </w:tcMar>
-        </w:tcPr>
-        <w:p>
-          <w:pPr>
-            <w:spacing w:after="0"/>
-            <w:jc w:val="right"/>
-          </w:pPr>
-          <w:r>
-            <w:rPr>
-              <w:rFonts w:ascii="Arial" w:hAnsi="Arial" w:cs="Arial"/>
-              <w:b/>
-              <w:bCs/>
-              <w:caps/>
-              <w:color w:val="107087"/>
-              <w:sz w:val="18"/>
-              <w:szCs w:val="18"/>
-            </w:rPr>
-            <w:t xml:space="preserve">Signature Page</w:t>
-          </w:r>
-        </w:p>
-      </w:tc>
-    </w:tr>
-  </w:tbl>
+      </w:pBdr>
+      <w:spacing w:after="0"/>
+      <w:jc w:val="right"/>
+    </w:pPr>
+    <w:r>
+      <w:rPr>
+        <w:rFonts w:ascii="Arial" w:hAnsi="Arial" w:cs="Arial"/>
+        <w:b/>
+        <w:bCs/>
+        <w:caps/>
+        <w:color w:val="107087"/>
+        <w:sz w:val="18"/>
+        <w:szCs w:val="18"/>
+      </w:rPr>
+      <w:t xml:space="preserve">Signature Page</w:t>
+    </w:r>
+  </w:p>
 </w:hdr>
 </file>
 

--- a/templates/openagreements-cc-by-4.0/openagreements-restrictive-covenant-wyoming/template.docx
+++ b/templates/openagreements-cc-by-4.0/openagreements-restrictive-covenant-wyoming/template.docx
@@ -337,7 +337,7 @@
                 <w:rFonts w:ascii="Arial" w:hAnsi="Arial" w:cs="Arial"/>
                 <w:i/>
                 <w:iCs/>
-                <w:color w:val="494A4B"/>
+                <w:color w:val="1D2021"/>
                 <w:sz w:val="21"/>
                 <w:szCs w:val="21"/>
               </w:rPr>
@@ -361,7 +361,7 @@
                 <w:rFonts w:ascii="Arial" w:hAnsi="Arial" w:cs="Arial"/>
                 <w:i/>
                 <w:iCs/>
-                <w:color w:val="494A4B"/>
+                <w:color w:val="1D2021"/>
                 <w:sz w:val="21"/>
                 <w:szCs w:val="21"/>
               </w:rPr>
@@ -387,7 +387,7 @@
                 <w:rFonts w:ascii="Arial" w:hAnsi="Arial" w:cs="Arial"/>
                 <w:i/>
                 <w:iCs/>
-                <w:color w:val="494A4B"/>
+                <w:color w:val="1D2021"/>
                 <w:sz w:val="21"/>
                 <w:szCs w:val="21"/>
               </w:rPr>
@@ -411,7 +411,7 @@
                 <w:rFonts w:ascii="Arial" w:hAnsi="Arial" w:cs="Arial"/>
                 <w:i/>
                 <w:iCs/>
-                <w:color w:val="494A4B"/>
+                <w:color w:val="1D2021"/>
                 <w:sz w:val="21"/>
                 <w:szCs w:val="21"/>
               </w:rPr>
@@ -465,7 +465,7 @@
                 <w:rFonts w:ascii="Arial" w:hAnsi="Arial" w:cs="Arial"/>
                 <w:i/>
                 <w:iCs/>
-                <w:color w:val="494A4B"/>
+                <w:color w:val="1D2021"/>
                 <w:sz w:val="21"/>
                 <w:szCs w:val="21"/>
               </w:rPr>
@@ -489,7 +489,7 @@
                 <w:rFonts w:ascii="Arial" w:hAnsi="Arial" w:cs="Arial"/>
                 <w:i/>
                 <w:iCs/>
-                <w:color w:val="494A4B"/>
+                <w:color w:val="1D2021"/>
                 <w:sz w:val="21"/>
                 <w:szCs w:val="21"/>
               </w:rPr>
@@ -543,7 +543,7 @@
                 <w:rFonts w:ascii="Arial" w:hAnsi="Arial" w:cs="Arial"/>
                 <w:i/>
                 <w:iCs/>
-                <w:color w:val="494A4B"/>
+                <w:color w:val="1D2021"/>
                 <w:sz w:val="21"/>
                 <w:szCs w:val="21"/>
               </w:rPr>
@@ -567,7 +567,7 @@
                 <w:rFonts w:ascii="Arial" w:hAnsi="Arial" w:cs="Arial"/>
                 <w:i/>
                 <w:iCs/>
-                <w:color w:val="494A4B"/>
+                <w:color w:val="1D2021"/>
                 <w:sz w:val="21"/>
                 <w:szCs w:val="21"/>
               </w:rPr>
@@ -621,7 +621,7 @@
                 <w:rFonts w:ascii="Arial" w:hAnsi="Arial" w:cs="Arial"/>
                 <w:i/>
                 <w:iCs/>
-                <w:color w:val="494A4B"/>
+                <w:color w:val="1D2021"/>
                 <w:sz w:val="21"/>
                 <w:szCs w:val="21"/>
               </w:rPr>
@@ -645,7 +645,7 @@
                 <w:rFonts w:ascii="Arial" w:hAnsi="Arial" w:cs="Arial"/>
                 <w:i/>
                 <w:iCs/>
-                <w:color w:val="494A4B"/>
+                <w:color w:val="1D2021"/>
                 <w:sz w:val="21"/>
                 <w:szCs w:val="21"/>
               </w:rPr>
@@ -671,7 +671,7 @@
                 <w:rFonts w:ascii="Arial" w:hAnsi="Arial" w:cs="Arial"/>
                 <w:i/>
                 <w:iCs/>
-                <w:color w:val="494A4B"/>
+                <w:color w:val="1D2021"/>
                 <w:sz w:val="21"/>
                 <w:szCs w:val="21"/>
               </w:rPr>
@@ -695,7 +695,7 @@
                 <w:rFonts w:ascii="Arial" w:hAnsi="Arial" w:cs="Arial"/>
                 <w:i/>
                 <w:iCs/>
-                <w:color w:val="494A4B"/>
+                <w:color w:val="1D2021"/>
                 <w:sz w:val="21"/>
                 <w:szCs w:val="21"/>
               </w:rPr>
@@ -721,7 +721,7 @@
                 <w:rFonts w:ascii="Arial" w:hAnsi="Arial" w:cs="Arial"/>
                 <w:i/>
                 <w:iCs/>
-                <w:color w:val="494A4B"/>
+                <w:color w:val="1D2021"/>
                 <w:sz w:val="21"/>
                 <w:szCs w:val="21"/>
               </w:rPr>
@@ -747,7 +747,7 @@
                 <w:bCs/>
                 <w:i/>
                 <w:iCs/>
-                <w:color w:val="494A4B"/>
+                <w:color w:val="1D2021"/>
                 <w:sz w:val="21"/>
                 <w:szCs w:val="21"/>
                 <w:highlight w:val="yellow"/>
@@ -774,7 +774,7 @@
                 <w:rFonts w:ascii="Arial" w:hAnsi="Arial" w:cs="Arial"/>
                 <w:i/>
                 <w:iCs/>
-                <w:color w:val="494A4B"/>
+                <w:color w:val="1D2021"/>
                 <w:sz w:val="21"/>
                 <w:szCs w:val="21"/>
               </w:rPr>
@@ -798,7 +798,7 @@
                 <w:rFonts w:ascii="Arial" w:hAnsi="Arial" w:cs="Arial"/>
                 <w:i/>
                 <w:iCs/>
-                <w:color w:val="494A4B"/>
+                <w:color w:val="1D2021"/>
                 <w:sz w:val="21"/>
                 <w:szCs w:val="21"/>
               </w:rPr>
@@ -852,7 +852,7 @@
                 <w:rFonts w:ascii="Arial" w:hAnsi="Arial" w:cs="Arial"/>
                 <w:i/>
                 <w:iCs/>
-                <w:color w:val="494A4B"/>
+                <w:color w:val="1D2021"/>
                 <w:sz w:val="21"/>
                 <w:szCs w:val="21"/>
               </w:rPr>
@@ -876,7 +876,7 @@
                 <w:rFonts w:ascii="Arial" w:hAnsi="Arial" w:cs="Arial"/>
                 <w:i/>
                 <w:iCs/>
-                <w:color w:val="494A4B"/>
+                <w:color w:val="1D2021"/>
                 <w:sz w:val="21"/>
                 <w:szCs w:val="21"/>
               </w:rPr>
@@ -930,7 +930,7 @@
                 <w:rFonts w:ascii="Arial" w:hAnsi="Arial" w:cs="Arial"/>
                 <w:i/>
                 <w:iCs/>
-                <w:color w:val="494A4B"/>
+                <w:color w:val="1D2021"/>
                 <w:sz w:val="21"/>
                 <w:szCs w:val="21"/>
               </w:rPr>
@@ -954,7 +954,7 @@
                 <w:rFonts w:ascii="Arial" w:hAnsi="Arial" w:cs="Arial"/>
                 <w:i/>
                 <w:iCs/>
-                <w:color w:val="494A4B"/>
+                <w:color w:val="1D2021"/>
                 <w:sz w:val="21"/>
                 <w:szCs w:val="21"/>
               </w:rPr>
@@ -1008,7 +1008,7 @@
                 <w:rFonts w:ascii="Arial" w:hAnsi="Arial" w:cs="Arial"/>
                 <w:i/>
                 <w:iCs/>
-                <w:color w:val="494A4B"/>
+                <w:color w:val="1D2021"/>
                 <w:sz w:val="21"/>
                 <w:szCs w:val="21"/>
               </w:rPr>
@@ -1032,7 +1032,7 @@
                 <w:rFonts w:ascii="Arial" w:hAnsi="Arial" w:cs="Arial"/>
                 <w:i/>
                 <w:iCs/>
-                <w:color w:val="494A4B"/>
+                <w:color w:val="1D2021"/>
                 <w:sz w:val="21"/>
                 <w:szCs w:val="21"/>
               </w:rPr>

--- a/templates/openagreements-cc-by-4.0/openagreements-restrictive-covenant-wyoming/template.docx
+++ b/templates/openagreements-cc-by-4.0/openagreements-restrictive-covenant-wyoming/template.docx
@@ -1099,7 +1099,7 @@
         <w:t xml:space="preserve">“Competitive Business”</w:t>
       </w:r>
       <w:r>
-        <w:t xml:space="preserve"> means the business activities described in Cover Terms under Competitive Business.</w:t>
+        <w:t xml:space="preserve"> means a person or entity that engages in the business activities described in Cover Terms under Competitive Business.</w:t>
       </w:r>
     </w:p>
     <w:p>
